--- a/dist/assets/press/2026-11-03-v7/01-documents/04-facts-and-descriptions.docx
+++ b/dist/assets/press/2026-11-03-v7/01-documents/04-facts-and-descriptions.docx
@@ -205,6 +205,54 @@
             </w:pPr>
             <w:r>
               <w:t xml:space="preserve">Free ($0), Builder at $25/month, and Pro at $50/month.</w:t>
+            </w:r>
+          </w:p>
+        </w:tc>
+      </w:tr>
+      <w:tr>
+        <w:tc>
+          <w:tcPr/>
+          <w:p>
+            <w:pPr>
+              <w:pStyle w:val="Compact"/>
+            </w:pPr>
+            <w:r>
+              <w:t xml:space="preserve">Free allowance</w:t>
+            </w:r>
+          </w:p>
+        </w:tc>
+        <w:tc>
+          <w:tcPr/>
+          <w:p>
+            <w:pPr>
+              <w:pStyle w:val="Compact"/>
+            </w:pPr>
+            <w:r>
+              <w:t xml:space="preserve">250 credits per month, used at up to 50 a day</w:t>
+            </w:r>
+          </w:p>
+        </w:tc>
+      </w:tr>
+      <w:tr>
+        <w:tc>
+          <w:tcPr/>
+          <w:p>
+            <w:pPr>
+              <w:pStyle w:val="Compact"/>
+            </w:pPr>
+            <w:r>
+              <w:t xml:space="preserve">Paid-plan features</w:t>
+            </w:r>
+          </w:p>
+        </w:tc>
+        <w:tc>
+          <w:tcPr/>
+          <w:p>
+            <w:pPr>
+              <w:pStyle w:val="Compact"/>
+            </w:pPr>
+            <w:r>
+              <w:t xml:space="preserve">Source downloads and team collaboration: Builder / Pro</w:t>
             </w:r>
           </w:p>
         </w:tc>
